--- a/Manuscript/Sections/Outline.docx
+++ b/Manuscript/Sections/Outline.docx
@@ -13,7 +13,15 @@
       </w:r>
     </w:p>
     <w:p>
-      <w:r>
+      <w:pPr>
+        <w:rPr>
+          <w:strike/>
+        </w:rPr>
+      </w:pPr>
+      <w:r>
+        <w:rPr>
+          <w:strike/>
+        </w:rPr>
         <w:t>Latent variable</w:t>
       </w:r>
     </w:p>
@@ -122,6 +130,12 @@
       </w:r>
     </w:p>
     <w:p/>
+    <w:p/>
+    <w:p>
+      <w:r>
+        <w:t>I think a major point of this paper could be sex change reactivates developmental programs, zebrafish literature would be good here</w:t>
+      </w:r>
+    </w:p>
     <w:sectPr>
       <w:pgSz w:w="12240" w:h="15840"/>
       <w:pgMar w:top="1440" w:right="1440" w:bottom="1440" w:left="1440" w:header="720" w:footer="720" w:gutter="0"/>
